--- a/3.aws-ecs-app-task-part1/aws_ecs_app_task_part1.docx
+++ b/3.aws-ecs-app-task-part1/aws_ecs_app_task_part1.docx
@@ -19,6 +19,9 @@
         <w:ind w:left="360"/>
       </w:pPr>
       <w:r>
+        <w:rPr>
+          <w:noProof/>
+        </w:rPr>
         <w:drawing>
           <wp:inline distT="0" distB="0" distL="0" distR="0" wp14:anchorId="70D984CD" wp14:editId="50D9E1B4">
             <wp:extent cx="5760720" cy="3217545"/>
@@ -73,6 +76,9 @@
         <w:ind w:left="360"/>
       </w:pPr>
       <w:r>
+        <w:rPr>
+          <w:noProof/>
+        </w:rPr>
         <w:drawing>
           <wp:inline distT="0" distB="0" distL="0" distR="0" wp14:anchorId="659E51D4" wp14:editId="09F0580B">
             <wp:extent cx="5760720" cy="2442210"/>
@@ -115,6 +121,9 @@
         <w:ind w:left="360"/>
       </w:pPr>
       <w:r>
+        <w:rPr>
+          <w:noProof/>
+        </w:rPr>
         <w:drawing>
           <wp:inline distT="0" distB="0" distL="0" distR="0" wp14:anchorId="23BD8C10" wp14:editId="1F56BC8E">
             <wp:extent cx="5760720" cy="1476375"/>
@@ -167,6 +176,9 @@
         <w:ind w:left="360"/>
       </w:pPr>
       <w:r>
+        <w:rPr>
+          <w:noProof/>
+        </w:rPr>
         <w:lastRenderedPageBreak/>
         <w:drawing>
           <wp:inline distT="0" distB="0" distL="0" distR="0" wp14:anchorId="68E25132" wp14:editId="669FEEDB">
@@ -210,6 +222,9 @@
         <w:ind w:left="360"/>
       </w:pPr>
       <w:r>
+        <w:rPr>
+          <w:noProof/>
+        </w:rPr>
         <w:drawing>
           <wp:inline distT="0" distB="0" distL="0" distR="0" wp14:anchorId="2A72DF49" wp14:editId="67D3C618">
             <wp:extent cx="5760720" cy="626110"/>
@@ -256,14 +271,22 @@
         </w:numPr>
       </w:pPr>
       <w:r>
-        <w:t>Security groups</w:t>
-      </w:r>
+        <w:t xml:space="preserve">Security </w:t>
+      </w:r>
+      <w:proofErr w:type="spellStart"/>
+      <w:r>
+        <w:t>groups</w:t>
+      </w:r>
+      <w:proofErr w:type="spellEnd"/>
     </w:p>
     <w:p>
       <w:pPr>
         <w:ind w:left="360"/>
       </w:pPr>
       <w:r>
+        <w:rPr>
+          <w:noProof/>
+        </w:rPr>
         <w:drawing>
           <wp:inline distT="0" distB="0" distL="0" distR="0" wp14:anchorId="1594048C" wp14:editId="1CAA2556">
             <wp:extent cx="5760720" cy="1602740"/>
@@ -306,6 +329,9 @@
         <w:ind w:left="360"/>
       </w:pPr>
       <w:r>
+        <w:rPr>
+          <w:noProof/>
+        </w:rPr>
         <w:drawing>
           <wp:inline distT="0" distB="0" distL="0" distR="0" wp14:anchorId="35854E4C" wp14:editId="533A17BF">
             <wp:extent cx="5760720" cy="873125"/>
@@ -352,14 +378,22 @@
         </w:numPr>
       </w:pPr>
       <w:r>
-        <w:t>Target groups</w:t>
-      </w:r>
+        <w:t xml:space="preserve">Target </w:t>
+      </w:r>
+      <w:proofErr w:type="spellStart"/>
+      <w:r>
+        <w:t>groups</w:t>
+      </w:r>
+      <w:proofErr w:type="spellEnd"/>
     </w:p>
     <w:p>
       <w:pPr>
         <w:ind w:left="360"/>
       </w:pPr>
       <w:r>
+        <w:rPr>
+          <w:noProof/>
+        </w:rPr>
         <w:drawing>
           <wp:inline distT="0" distB="0" distL="0" distR="0" wp14:anchorId="230C1AF7" wp14:editId="46805FA1">
             <wp:extent cx="5760720" cy="3092450"/>
@@ -406,8 +440,13 @@
           <w:numId w:val="1"/>
         </w:numPr>
       </w:pPr>
-      <w:r>
-        <w:t>Task definitione</w:t>
+      <w:proofErr w:type="spellStart"/>
+      <w:r>
+        <w:t>Task</w:t>
+      </w:r>
+      <w:proofErr w:type="spellEnd"/>
+      <w:r>
+        <w:t xml:space="preserve"> definitione</w:t>
       </w:r>
     </w:p>
     <w:p>
@@ -415,6 +454,9 @@
         <w:ind w:left="360"/>
       </w:pPr>
       <w:r>
+        <w:rPr>
+          <w:noProof/>
+        </w:rPr>
         <w:drawing>
           <wp:inline distT="0" distB="0" distL="0" distR="0" wp14:anchorId="3C211324" wp14:editId="45B41B22">
             <wp:extent cx="5760720" cy="2886710"/>
@@ -474,6 +516,9 @@
         <w:ind w:left="360"/>
       </w:pPr>
       <w:r>
+        <w:rPr>
+          <w:noProof/>
+        </w:rPr>
         <w:drawing>
           <wp:inline distT="0" distB="0" distL="0" distR="0" wp14:anchorId="2589A170" wp14:editId="5A50B4AC">
             <wp:extent cx="5760720" cy="2713355"/>
@@ -516,6 +561,9 @@
         <w:ind w:left="360"/>
       </w:pPr>
       <w:r>
+        <w:rPr>
+          <w:noProof/>
+        </w:rPr>
         <w:lastRenderedPageBreak/>
         <w:drawing>
           <wp:inline distT="0" distB="0" distL="0" distR="0" wp14:anchorId="65D93D93" wp14:editId="5CDE5F50">
@@ -559,6 +607,9 @@
         <w:ind w:left="360"/>
       </w:pPr>
       <w:r>
+        <w:rPr>
+          <w:noProof/>
+        </w:rPr>
         <w:drawing>
           <wp:inline distT="0" distB="0" distL="0" distR="0" wp14:anchorId="2F9289B2" wp14:editId="2BA98FBF">
             <wp:extent cx="5760720" cy="2200910"/>
@@ -584,6 +635,62 @@
                     <a:xfrm>
                       <a:off x="0" y="0"/>
                       <a:ext cx="5760720" cy="2200910"/>
+                    </a:xfrm>
+                    <a:prstGeom prst="rect">
+                      <a:avLst/>
+                    </a:prstGeom>
+                  </pic:spPr>
+                </pic:pic>
+              </a:graphicData>
+            </a:graphic>
+          </wp:inline>
+        </w:drawing>
+      </w:r>
+    </w:p>
+    <w:p>
+      <w:pPr>
+        <w:pStyle w:val="Akapitzlist"/>
+        <w:numPr>
+          <w:ilvl w:val="0"/>
+          <w:numId w:val="1"/>
+        </w:numPr>
+      </w:pPr>
+      <w:proofErr w:type="spellStart"/>
+      <w:r>
+        <w:t>Result</w:t>
+      </w:r>
+      <w:proofErr w:type="spellEnd"/>
+    </w:p>
+    <w:p>
+      <w:pPr>
+        <w:ind w:left="360"/>
+      </w:pPr>
+      <w:r>
+        <w:drawing>
+          <wp:inline distT="0" distB="0" distL="0" distR="0" wp14:anchorId="1ACAEA0A" wp14:editId="4D451D56">
+            <wp:extent cx="5760720" cy="1534160"/>
+            <wp:effectExtent l="0" t="0" r="0" b="8890"/>
+            <wp:docPr id="1321382854" name="Obraz 1"/>
+            <wp:cNvGraphicFramePr>
+              <a:graphicFrameLocks xmlns:a="http://schemas.openxmlformats.org/drawingml/2006/main" noChangeAspect="1"/>
+            </wp:cNvGraphicFramePr>
+            <a:graphic xmlns:a="http://schemas.openxmlformats.org/drawingml/2006/main">
+              <a:graphicData uri="http://schemas.openxmlformats.org/drawingml/2006/picture">
+                <pic:pic xmlns:pic="http://schemas.openxmlformats.org/drawingml/2006/picture">
+                  <pic:nvPicPr>
+                    <pic:cNvPr id="1321382854" name=""/>
+                    <pic:cNvPicPr/>
+                  </pic:nvPicPr>
+                  <pic:blipFill>
+                    <a:blip r:embed="rId17"/>
+                    <a:stretch>
+                      <a:fillRect/>
+                    </a:stretch>
+                  </pic:blipFill>
+                  <pic:spPr>
+                    <a:xfrm>
+                      <a:off x="0" y="0"/>
+                      <a:ext cx="5760720" cy="1534160"/>
                     </a:xfrm>
                     <a:prstGeom prst="rect">
                       <a:avLst/>
